--- a/worksheets/W16.docx
+++ b/worksheets/W16.docx
@@ -2530,6 +2530,152 @@
     </w:tbl>
     <w:p>
       <w:pPr>
+        <w:keepNext/>
+        <w:keepLines w:val="0"/>
+        <w:spacing w:before="100" w:after="40" w:line="293" w:lineRule="auto"/>
+      </w:pPr>
+      <w:r>
+        <w:rPr>
+          <w:rFonts w:ascii="JetBrains Mono" w:hAnsi="JetBrains Mono" w:eastAsia="Arial Unicode MS"/>
+          <w:b/>
+          <w:i w:val="0"/>
+          <w:color w:val="1D4ED8"/>
+          <w:sz w:val="30"/>
+        </w:rPr>
+        <w:t>04</w:t>
+      </w:r>
+      <w:r>
+        <w:rPr>
+          <w:rFonts w:ascii="Arial Unicode MS" w:hAnsi="Arial Unicode MS" w:eastAsia="Arial Unicode MS"/>
+          <w:b w:val="0"/>
+          <w:i w:val="0"/>
+          <w:color w:val="1D4ED8"/>
+          <w:sz w:val="30"/>
+        </w:rPr>
+        <w:t xml:space="preserve">  </w:t>
+      </w:r>
+      <w:r>
+        <w:rPr>
+          <w:rFonts w:ascii="Arial Unicode MS" w:hAnsi="Arial Unicode MS" w:eastAsia="Arial Unicode MS"/>
+          <w:b/>
+          <w:i w:val="0"/>
+          <w:color w:val="1A2340"/>
+          <w:sz w:val="30"/>
+        </w:rPr>
+        <w:t>橋接欄｜收尾 30 秒，不評分</w:t>
+      </w:r>
+    </w:p>
+    <w:p>
+      <w:pPr>
+        <w:keepNext/>
+        <w:keepLines w:val="0"/>
+        <w:spacing w:before="0" w:after="20" w:line="293" w:lineRule="auto"/>
+      </w:pPr>
+      <w:r>
+        <w:rPr>
+          <w:rFonts w:ascii="Arial Unicode MS" w:hAnsi="Arial Unicode MS" w:eastAsia="Arial Unicode MS"/>
+          <w:b/>
+          <w:i w:val="0"/>
+          <w:color w:val="5B6573"/>
+          <w:sz w:val="22"/>
+        </w:rPr>
+        <w:t>不評分</w:t>
+      </w:r>
+      <w:r>
+        <w:rPr>
+          <w:rFonts w:ascii="Arial Unicode MS" w:hAnsi="Arial Unicode MS" w:eastAsia="Arial Unicode MS"/>
+          <w:b w:val="0"/>
+          <w:i w:val="0"/>
+          <w:color w:val="7B8491"/>
+          <w:sz w:val="22"/>
+        </w:rPr>
+        <w:t xml:space="preserve">  ｜  </w:t>
+      </w:r>
+      <w:r>
+        <w:rPr>
+          <w:rFonts w:ascii="Arial Unicode MS" w:hAnsi="Arial Unicode MS" w:eastAsia="Arial Unicode MS"/>
+          <w:b w:val="0"/>
+          <w:i w:val="0"/>
+          <w:color w:val="1A2340"/>
+          <w:sz w:val="22"/>
+        </w:rPr>
+        <w:t>這週的招，我在＿＿科的＿＿（單元／題型）用得上，因為＿＿。寫到具體單元／題型才算；想不到就寫「這週的招是＿＿」。</w:t>
+      </w:r>
+    </w:p>
+    <w:tbl>
+      <w:tblPr>
+        <w:tblW w:type="dxa" w:w="9865"/>
+        <w:jc w:val="left"/>
+        <w:tblLayout w:type="fixed"/>
+        <w:tblLook w:firstColumn="1" w:firstRow="1" w:lastColumn="0" w:lastRow="0" w:noHBand="0" w:noVBand="1" w:val="04A0"/>
+        <w:tblInd w:type="dxa" w:w="0"/>
+      </w:tblPr>
+      <w:tblGrid>
+        <w:gridCol w:w="9865"/>
+      </w:tblGrid>
+      <w:tr>
+        <w:trPr>
+          <w:trHeight w:val="437" w:hRule="atLeast"/>
+        </w:trPr>
+        <w:tc>
+          <w:tcPr>
+            <w:tcW w:type="dxa" w:w="9865"/>
+            <w:tcMar>
+              <w:top w:w="0" w:type="dxa"/>
+              <w:start w:w="0" w:type="dxa"/>
+              <w:bottom w:w="0" w:type="dxa"/>
+              <w:end w:w="0" w:type="dxa"/>
+            </w:tcMar>
+            <w:tcBorders>
+              <w:top w:val="nil"/>
+              <w:bottom w:val="single" w:sz="5" w:space="0" w:color="CBD5E1"/>
+              <w:start w:val="nil"/>
+              <w:end w:val="nil"/>
+            </w:tcBorders>
+          </w:tcPr>
+          <w:p>
+            <w:pPr>
+              <w:spacing w:before="0" w:after="0" w:line="240" w:lineRule="auto"/>
+            </w:pPr>
+            <w:r>
+              <w:t xml:space="preserve"> </w:t>
+            </w:r>
+          </w:p>
+        </w:tc>
+      </w:tr>
+      <w:tr>
+        <w:trPr>
+          <w:trHeight w:val="437" w:hRule="atLeast"/>
+        </w:trPr>
+        <w:tc>
+          <w:tcPr>
+            <w:tcW w:type="dxa" w:w="9865"/>
+            <w:tcMar>
+              <w:top w:w="0" w:type="dxa"/>
+              <w:start w:w="0" w:type="dxa"/>
+              <w:bottom w:w="0" w:type="dxa"/>
+              <w:end w:w="0" w:type="dxa"/>
+            </w:tcMar>
+            <w:tcBorders>
+              <w:top w:val="nil"/>
+              <w:bottom w:val="single" w:sz="5" w:space="0" w:color="CBD5E1"/>
+              <w:start w:val="nil"/>
+              <w:end w:val="nil"/>
+            </w:tcBorders>
+          </w:tcPr>
+          <w:p>
+            <w:pPr>
+              <w:spacing w:before="0" w:after="0" w:line="240" w:lineRule="auto"/>
+            </w:pPr>
+            <w:r>
+              <w:t xml:space="preserve"> </w:t>
+            </w:r>
+          </w:p>
+        </w:tc>
+      </w:tr>
+    </w:tbl>
+    <w:p>
+      <w:pPr>
         <w:spacing w:after="0"/>
       </w:pPr>
       <w:r>

--- a/worksheets/W16.docx
+++ b/worksheets/W16.docx
@@ -6,6 +6,7 @@
       <w:pPr>
         <w:keepNext/>
         <w:keepLines w:val="0"/>
+        <w:pageBreakBefore w:val="0"/>
         <w:spacing w:before="0" w:after="60" w:line="293" w:lineRule="auto"/>
       </w:pPr>
       <w:r>
@@ -850,16 +851,9 @@
     </w:tbl>
     <w:p>
       <w:pPr>
-        <w:spacing w:after="0"/>
-      </w:pPr>
-      <w:r>
-        <w:br w:type="page"/>
-      </w:r>
-    </w:p>
-    <w:p>
-      <w:pPr>
         <w:keepNext/>
         <w:keepLines w:val="0"/>
+        <w:pageBreakBefore/>
         <w:spacing w:before="0" w:after="60" w:line="293" w:lineRule="auto"/>
       </w:pPr>
       <w:r>
@@ -887,7 +881,7 @@
           <w:color w:val="1A2340"/>
           <w:sz w:val="44"/>
         </w:rPr>
-        <w:t>一組完整推理＋我自己的回應</w:t>
+        <w:t>一組完整推理＋我自己的未知題回應</w:t>
       </w:r>
     </w:p>
     <w:p>
@@ -904,7 +898,7 @@
           <w:color w:val="5B6573"/>
           <w:sz w:val="22"/>
         </w:rPr>
-        <w:t>記別組回答與自己回答是兩份證據；不要等全部報完才補。</w:t>
+        <w:t>團隊回答與個人回答是兩筆不同證據。個人題目不預告，組員不得代答；可用現場口述、即時錄音或限時書寫。</w:t>
       </w:r>
     </w:p>
     <w:p>
@@ -941,7 +935,7 @@
           <w:color w:val="1A2340"/>
           <w:sz w:val="30"/>
         </w:rPr>
-        <w:t>主張與證據</w:t>
+        <w:t>團隊主張與證據</w:t>
       </w:r>
     </w:p>
     <w:p>
@@ -1323,7 +1317,7 @@
           <w:color w:val="1A2340"/>
           <w:sz w:val="30"/>
         </w:rPr>
-        <w:t>我的即時回應</w:t>
+        <w:t>我的個人未知題回應</w:t>
       </w:r>
     </w:p>
     <w:p>
@@ -1360,7 +1354,7 @@
           <w:color w:val="1A2340"/>
           <w:sz w:val="22"/>
         </w:rPr>
-        <w:t>□我當場答過 □沒輪到，選剛聽到的問題 □替代場合未知題。問題＿＿；我先回答＿＿；根據＿＿；但我承認＿＿。</w:t>
+        <w:t>題目＿＿；我先回答＿＿；根據＿＿；被追問後我□修正 □加條件 □縮小 □重申＿＿。</w:t>
       </w:r>
     </w:p>
     <w:tbl>
@@ -1703,16 +1697,9 @@
     </w:tbl>
     <w:p>
       <w:pPr>
-        <w:spacing w:after="0"/>
-      </w:pPr>
-      <w:r>
-        <w:br w:type="page"/>
-      </w:r>
-    </w:p>
-    <w:p>
-      <w:pPr>
         <w:keepNext/>
         <w:keepLines w:val="0"/>
+        <w:pageBreakBefore/>
         <w:spacing w:before="0" w:after="60" w:line="293" w:lineRule="auto"/>
       </w:pPr>
       <w:r>
@@ -1740,7 +1727,7 @@
           <w:color w:val="1A2340"/>
           <w:sz w:val="44"/>
         </w:rPr>
-        <w:t>200 字分析＋證據定位封面</w:t>
+        <w:t>分開取證｜Gate 4、團隊與個人</w:t>
       </w:r>
     </w:p>
     <w:p>
@@ -1757,7 +1744,7 @@
           <w:color w:val="5B6573"/>
           <w:sz w:val="22"/>
         </w:rPr>
-        <w:t>不是排名；先完成判斷，再替四項能力指出可核對位置。</w:t>
+        <w:t>Gate 4＝5、團隊成果＝10、個人未知答辯＝15，三筆分開登錄；同一小組作品不能自動變成相同個人分。</w:t>
       </w:r>
     </w:p>
     <w:p>
@@ -1794,7 +1781,7 @@
           <w:color w:val="1A2340"/>
           <w:sz w:val="30"/>
         </w:rPr>
-        <w:t>聆聽分析</w:t>
+        <w:t>團隊成果 10｜聆聽分析</w:t>
       </w:r>
     </w:p>
     <w:p>
@@ -2055,66 +2042,6 @@
           </w:p>
         </w:tc>
       </w:tr>
-      <w:tr>
-        <w:trPr>
-          <w:trHeight w:val="437" w:hRule="atLeast"/>
-        </w:trPr>
-        <w:tc>
-          <w:tcPr>
-            <w:tcW w:type="dxa" w:w="9865"/>
-            <w:tcMar>
-              <w:top w:w="0" w:type="dxa"/>
-              <w:start w:w="0" w:type="dxa"/>
-              <w:bottom w:w="0" w:type="dxa"/>
-              <w:end w:w="0" w:type="dxa"/>
-            </w:tcMar>
-            <w:tcBorders>
-              <w:top w:val="nil"/>
-              <w:bottom w:val="single" w:sz="5" w:space="0" w:color="CBD5E1"/>
-              <w:start w:val="nil"/>
-              <w:end w:val="nil"/>
-            </w:tcBorders>
-          </w:tcPr>
-          <w:p>
-            <w:pPr>
-              <w:spacing w:before="0" w:after="0" w:line="240" w:lineRule="auto"/>
-            </w:pPr>
-            <w:r>
-              <w:t xml:space="preserve"> </w:t>
-            </w:r>
-          </w:p>
-        </w:tc>
-      </w:tr>
-      <w:tr>
-        <w:trPr>
-          <w:trHeight w:val="437" w:hRule="atLeast"/>
-        </w:trPr>
-        <w:tc>
-          <w:tcPr>
-            <w:tcW w:type="dxa" w:w="9865"/>
-            <w:tcMar>
-              <w:top w:w="0" w:type="dxa"/>
-              <w:start w:w="0" w:type="dxa"/>
-              <w:bottom w:w="0" w:type="dxa"/>
-              <w:end w:w="0" w:type="dxa"/>
-            </w:tcMar>
-            <w:tcBorders>
-              <w:top w:val="nil"/>
-              <w:bottom w:val="single" w:sz="5" w:space="0" w:color="CBD5E1"/>
-              <w:start w:val="nil"/>
-              <w:end w:val="nil"/>
-            </w:tcBorders>
-          </w:tcPr>
-          <w:p>
-            <w:pPr>
-              <w:spacing w:before="0" w:after="0" w:line="240" w:lineRule="auto"/>
-            </w:pPr>
-            <w:r>
-              <w:t xml:space="preserve"> </w:t>
-            </w:r>
-          </w:p>
-        </w:tc>
-      </w:tr>
     </w:tbl>
     <w:p>
       <w:pPr>
@@ -2150,7 +2077,7 @@
           <w:color w:val="1A2340"/>
           <w:sz w:val="30"/>
         </w:rPr>
-        <w:t>自組實際決定</w:t>
+        <w:t>團隊成果 10｜自組實際決定</w:t>
       </w:r>
     </w:p>
     <w:p>
@@ -2187,7 +2114,7 @@
           <w:color w:val="1A2340"/>
           <w:sz w:val="22"/>
         </w:rPr>
-        <w:t>原句＿＿；公開追問後我□保留 □改成＿＿ □待查＿＿；理由＿＿。</w:t>
+        <w:t>原句＿＿；公開追問後我組□保留 □改成＿＿ □待查＿＿；團隊理由＿＿。</w:t>
       </w:r>
     </w:p>
     <w:tbl>
@@ -2356,7 +2283,7 @@
           <w:color w:val="1A2340"/>
           <w:sz w:val="30"/>
         </w:rPr>
-        <w:t>W12–W16 證據定位封面｜四項各一處</w:t>
+        <w:t>個人未知答辯 15｜四項證據</w:t>
       </w:r>
     </w:p>
     <w:p>
@@ -2393,7 +2320,7 @@
           <w:color w:val="1A2340"/>
           <w:sz w:val="22"/>
         </w:rPr>
-        <w:t>閱讀證據 W＿＿第＿＿頁／欄＿＿；形成判斷 W＿＿第＿＿頁／欄＿＿；回應異議 W＿＿第＿＿頁／欄＿＿；修正能力 W＿＿第＿＿頁／欄＿＿。各圈一個原句。</w:t>
+        <w:t>閱讀證據＿＿；形成判斷＿＿；回應追問＿＿；修正／重申＿＿。教師各評 0／1／2；答案位置或時間碼＿＿。</w:t>
       </w:r>
     </w:p>
     <w:tbl>
@@ -2527,7 +2454,89 @@
           </w:p>
         </w:tc>
       </w:tr>
+      <w:tr>
+        <w:trPr>
+          <w:trHeight w:val="437" w:hRule="atLeast"/>
+        </w:trPr>
+        <w:tc>
+          <w:tcPr>
+            <w:tcW w:type="dxa" w:w="9865"/>
+            <w:tcMar>
+              <w:top w:w="0" w:type="dxa"/>
+              <w:start w:w="0" w:type="dxa"/>
+              <w:bottom w:w="0" w:type="dxa"/>
+              <w:end w:w="0" w:type="dxa"/>
+            </w:tcMar>
+            <w:tcBorders>
+              <w:top w:val="nil"/>
+              <w:bottom w:val="single" w:sz="5" w:space="0" w:color="CBD5E1"/>
+              <w:start w:val="nil"/>
+              <w:end w:val="nil"/>
+            </w:tcBorders>
+          </w:tcPr>
+          <w:p>
+            <w:pPr>
+              <w:spacing w:before="0" w:after="0" w:line="240" w:lineRule="auto"/>
+            </w:pPr>
+            <w:r>
+              <w:t xml:space="preserve"> </w:t>
+            </w:r>
+          </w:p>
+        </w:tc>
+      </w:tr>
     </w:tbl>
+    <w:p>
+      <w:pPr>
+        <w:keepNext/>
+        <w:keepLines w:val="0"/>
+        <w:pageBreakBefore/>
+        <w:spacing w:before="0" w:after="60" w:line="293" w:lineRule="auto"/>
+      </w:pPr>
+      <w:r>
+        <w:rPr>
+          <w:rFonts w:ascii="JetBrains Mono" w:hAnsi="JetBrains Mono" w:eastAsia="Arial Unicode MS"/>
+          <w:b/>
+          <w:i w:val="0"/>
+          <w:color w:val="1D4ED8"/>
+          <w:sz w:val="22"/>
+        </w:rPr>
+        <w:t>W16 / 04</w:t>
+      </w:r>
+    </w:p>
+    <w:p>
+      <w:pPr>
+        <w:keepNext/>
+        <w:keepLines w:val="0"/>
+        <w:spacing w:before="0" w:after="80" w:line="252" w:lineRule="auto"/>
+      </w:pPr>
+      <w:r>
+        <w:rPr>
+          <w:rFonts w:ascii="Arial Unicode MS" w:hAnsi="Arial Unicode MS" w:eastAsia="Arial Unicode MS"/>
+          <w:b/>
+          <w:i w:val="0"/>
+          <w:color w:val="1A2340"/>
+          <w:sz w:val="44"/>
+        </w:rPr>
+        <w:t>自留札記｜這一頁不交</w:t>
+      </w:r>
+    </w:p>
+    <w:p>
+      <w:pPr>
+        <w:keepNext w:val="0"/>
+        <w:keepLines w:val="0"/>
+        <w:spacing w:before="0" w:after="140" w:line="293" w:lineRule="auto"/>
+      </w:pPr>
+      <w:r>
+        <w:rPr>
+          <w:rFonts w:ascii="Arial Unicode MS" w:hAnsi="Arial Unicode MS" w:eastAsia="Arial Unicode MS"/>
+          <w:b w:val="0"/>
+          <w:i w:val="0"/>
+          <w:color w:val="5B6573"/>
+          <w:sz w:val="22"/>
+        </w:rPr>
+        <w:t>老師不讀、不計分；可不寫、遮住或撕下。Gate 4 查 W13、W15 或等值證據；W14 可選。</w:t>
+      </w:r>
+    </w:p>
     <w:p>
       <w:pPr>
         <w:keepNext/>
@@ -2542,7 +2551,7 @@
           <w:color w:val="1D4ED8"/>
           <w:sz w:val="30"/>
         </w:rPr>
-        <w:t>04</w:t>
+        <w:t>01</w:t>
       </w:r>
       <w:r>
         <w:rPr>
@@ -2602,137 +2611,6 @@
         <w:t>這週的招，我在＿＿科的＿＿（單元／題型）用得上，因為＿＿。寫到具體單元／題型才算；想不到就寫「這週的招是＿＿」。</w:t>
       </w:r>
     </w:p>
-    <w:tbl>
-      <w:tblPr>
-        <w:tblW w:type="dxa" w:w="9865"/>
-        <w:jc w:val="left"/>
-        <w:tblLayout w:type="fixed"/>
-        <w:tblLook w:firstColumn="1" w:firstRow="1" w:lastColumn="0" w:lastRow="0" w:noHBand="0" w:noVBand="1" w:val="04A0"/>
-        <w:tblInd w:type="dxa" w:w="0"/>
-      </w:tblPr>
-      <w:tblGrid>
-        <w:gridCol w:w="9865"/>
-      </w:tblGrid>
-      <w:tr>
-        <w:trPr>
-          <w:trHeight w:val="437" w:hRule="atLeast"/>
-        </w:trPr>
-        <w:tc>
-          <w:tcPr>
-            <w:tcW w:type="dxa" w:w="9865"/>
-            <w:tcMar>
-              <w:top w:w="0" w:type="dxa"/>
-              <w:start w:w="0" w:type="dxa"/>
-              <w:bottom w:w="0" w:type="dxa"/>
-              <w:end w:w="0" w:type="dxa"/>
-            </w:tcMar>
-            <w:tcBorders>
-              <w:top w:val="nil"/>
-              <w:bottom w:val="single" w:sz="5" w:space="0" w:color="CBD5E1"/>
-              <w:start w:val="nil"/>
-              <w:end w:val="nil"/>
-            </w:tcBorders>
-          </w:tcPr>
-          <w:p>
-            <w:pPr>
-              <w:spacing w:before="0" w:after="0" w:line="240" w:lineRule="auto"/>
-            </w:pPr>
-            <w:r>
-              <w:t xml:space="preserve"> </w:t>
-            </w:r>
-          </w:p>
-        </w:tc>
-      </w:tr>
-      <w:tr>
-        <w:trPr>
-          <w:trHeight w:val="437" w:hRule="atLeast"/>
-        </w:trPr>
-        <w:tc>
-          <w:tcPr>
-            <w:tcW w:type="dxa" w:w="9865"/>
-            <w:tcMar>
-              <w:top w:w="0" w:type="dxa"/>
-              <w:start w:w="0" w:type="dxa"/>
-              <w:bottom w:w="0" w:type="dxa"/>
-              <w:end w:w="0" w:type="dxa"/>
-            </w:tcMar>
-            <w:tcBorders>
-              <w:top w:val="nil"/>
-              <w:bottom w:val="single" w:sz="5" w:space="0" w:color="CBD5E1"/>
-              <w:start w:val="nil"/>
-              <w:end w:val="nil"/>
-            </w:tcBorders>
-          </w:tcPr>
-          <w:p>
-            <w:pPr>
-              <w:spacing w:before="0" w:after="0" w:line="240" w:lineRule="auto"/>
-            </w:pPr>
-            <w:r>
-              <w:t xml:space="preserve"> </w:t>
-            </w:r>
-          </w:p>
-        </w:tc>
-      </w:tr>
-    </w:tbl>
-    <w:p>
-      <w:pPr>
-        <w:spacing w:after="0"/>
-      </w:pPr>
-      <w:r>
-        <w:br w:type="page"/>
-      </w:r>
-    </w:p>
-    <w:p>
-      <w:pPr>
-        <w:keepNext/>
-        <w:keepLines w:val="0"/>
-        <w:spacing w:before="0" w:after="60" w:line="293" w:lineRule="auto"/>
-      </w:pPr>
-      <w:r>
-        <w:rPr>
-          <w:rFonts w:ascii="JetBrains Mono" w:hAnsi="JetBrains Mono" w:eastAsia="Arial Unicode MS"/>
-          <w:b/>
-          <w:i w:val="0"/>
-          <w:color w:val="1D4ED8"/>
-          <w:sz w:val="22"/>
-        </w:rPr>
-        <w:t>W16 / 04</w:t>
-      </w:r>
-    </w:p>
-    <w:p>
-      <w:pPr>
-        <w:keepNext/>
-        <w:keepLines w:val="0"/>
-        <w:spacing w:before="0" w:after="80" w:line="252" w:lineRule="auto"/>
-      </w:pPr>
-      <w:r>
-        <w:rPr>
-          <w:rFonts w:ascii="Arial Unicode MS" w:hAnsi="Arial Unicode MS" w:eastAsia="Arial Unicode MS"/>
-          <w:b/>
-          <w:i w:val="0"/>
-          <w:color w:val="1A2340"/>
-          <w:sz w:val="44"/>
-        </w:rPr>
-        <w:t>自留札記｜這一頁不交</w:t>
-      </w:r>
-    </w:p>
-    <w:p>
-      <w:pPr>
-        <w:keepNext w:val="0"/>
-        <w:keepLines w:val="0"/>
-        <w:spacing w:before="0" w:after="140" w:line="293" w:lineRule="auto"/>
-      </w:pPr>
-      <w:r>
-        <w:rPr>
-          <w:rFonts w:ascii="Arial Unicode MS" w:hAnsi="Arial Unicode MS" w:eastAsia="Arial Unicode MS"/>
-          <w:b w:val="0"/>
-          <w:i w:val="0"/>
-          <w:color w:val="5B6573"/>
-          <w:sz w:val="22"/>
-        </w:rPr>
-        <w:t>老師不讀、不計分；可不寫、遮住或撕下。W16 只收 W12–W16 第 1–3 頁與第 3 頁定位封面。</w:t>
-      </w:r>
-    </w:p>
     <w:p>
       <w:pPr>
         <w:keepNext/>
@@ -2747,7 +2625,7 @@
           <w:color w:val="1D4ED8"/>
           <w:sz w:val="30"/>
         </w:rPr>
-        <w:t>01</w:t>
+        <w:t>02</w:t>
       </w:r>
       <w:r>
         <w:rPr>
@@ -3268,36 +3146,6 @@
           </w:p>
         </w:tc>
       </w:tr>
-      <w:tr>
-        <w:trPr>
-          <w:trHeight w:val="437" w:hRule="atLeast"/>
-        </w:trPr>
-        <w:tc>
-          <w:tcPr>
-            <w:tcW w:type="dxa" w:w="9865"/>
-            <w:tcMar>
-              <w:top w:w="0" w:type="dxa"/>
-              <w:start w:w="0" w:type="dxa"/>
-              <w:bottom w:w="0" w:type="dxa"/>
-              <w:end w:w="0" w:type="dxa"/>
-            </w:tcMar>
-            <w:tcBorders>
-              <w:top w:val="nil"/>
-              <w:bottom w:val="single" w:sz="5" w:space="0" w:color="CBD5E1"/>
-              <w:start w:val="nil"/>
-              <w:end w:val="nil"/>
-            </w:tcBorders>
-          </w:tcPr>
-          <w:p>
-            <w:pPr>
-              <w:spacing w:before="0" w:after="0" w:line="240" w:lineRule="auto"/>
-            </w:pPr>
-            <w:r>
-              <w:t xml:space="preserve"> </w:t>
-            </w:r>
-          </w:p>
-        </w:tc>
-      </w:tr>
     </w:tbl>
     <w:p>
       <w:pPr>
@@ -3313,7 +3161,7 @@
           <w:color w:val="1D4ED8"/>
           <w:sz w:val="30"/>
         </w:rPr>
-        <w:t>02</w:t>
+        <w:t>03</w:t>
       </w:r>
       <w:r>
         <w:rPr>
@@ -3333,7 +3181,7 @@
           <w:color w:val="1A2340"/>
           <w:sz w:val="30"/>
         </w:rPr>
-        <w:t>W17 入場</w:t>
+        <w:t>補強與 W17 入場</w:t>
       </w:r>
     </w:p>
     <w:p>
@@ -3370,7 +3218,7 @@
           <w:color w:val="1A2340"/>
           <w:sz w:val="22"/>
         </w:rPr>
-        <w:t>W16 課後由老師依定位處與原頁抽查，完成專題 20%；W17 現場個人實作不用 AI，不再收專題證據包。</w:t>
+        <w:t>個人答辯若要更新分數，另做同條件平行未知題。W17 現場個人實作 25 分，不用 AI／網路／討論。</w:t>
       </w:r>
     </w:p>
     <w:tbl>
@@ -3384,36 +3232,6 @@
       <w:tblGrid>
         <w:gridCol w:w="9865"/>
       </w:tblGrid>
-      <w:tr>
-        <w:trPr>
-          <w:trHeight w:val="437" w:hRule="atLeast"/>
-        </w:trPr>
-        <w:tc>
-          <w:tcPr>
-            <w:tcW w:type="dxa" w:w="9865"/>
-            <w:tcMar>
-              <w:top w:w="0" w:type="dxa"/>
-              <w:start w:w="0" w:type="dxa"/>
-              <w:bottom w:w="0" w:type="dxa"/>
-              <w:end w:w="0" w:type="dxa"/>
-            </w:tcMar>
-            <w:tcBorders>
-              <w:top w:val="nil"/>
-              <w:bottom w:val="single" w:sz="5" w:space="0" w:color="CBD5E1"/>
-              <w:start w:val="nil"/>
-              <w:end w:val="nil"/>
-            </w:tcBorders>
-          </w:tcPr>
-          <w:p>
-            <w:pPr>
-              <w:spacing w:before="0" w:after="0" w:line="240" w:lineRule="auto"/>
-            </w:pPr>
-            <w:r>
-              <w:t xml:space="preserve"> </w:t>
-            </w:r>
-          </w:p>
-        </w:tc>
-      </w:tr>
       <w:tr>
         <w:trPr>
           <w:trHeight w:val="437" w:hRule="atLeast"/>

--- a/worksheets/W16.docx
+++ b/worksheets/W16.docx
@@ -881,7 +881,7 @@
           <w:color w:val="1A2340"/>
           <w:sz w:val="44"/>
         </w:rPr>
-        <w:t>一組完整推理＋我自己的未知題回應</w:t>
+        <w:t>一組完整推理＋我的個人事前未知答辯</w:t>
       </w:r>
     </w:p>
     <w:p>
@@ -898,7 +898,7 @@
           <w:color w:val="5B6573"/>
           <w:sz w:val="22"/>
         </w:rPr>
-        <w:t>團隊回答與個人回答是兩筆不同證據。個人題目不預告，組員不得代答；可用現場口述、即時錄音或限時書寫。</w:t>
+        <w:t>團隊回答與個人回答是兩筆不同證據。通常全班同步 5 分鐘書寫事前未知題卡；組員不得代答。核准替代只更換表達媒介。</w:t>
       </w:r>
     </w:p>
     <w:p>
@@ -1317,7 +1317,7 @@
           <w:color w:val="1A2340"/>
           <w:sz w:val="30"/>
         </w:rPr>
-        <w:t>我的個人未知題回應</w:t>
+        <w:t>我的個人事前未知答辯</w:t>
       </w:r>
     </w:p>
     <w:p>
@@ -1354,7 +1354,7 @@
           <w:color w:val="1A2340"/>
           <w:sz w:val="22"/>
         </w:rPr>
-        <w:t>題目＿＿；我先回答＿＿；根據＿＿；被追問後我□修正 □加條件 □縮小 □重申＿＿。</w:t>
+        <w:t>題卡版本＿＿；我先回答＿＿；證據定位＿＿；被挑戰後我□修正 □加條件 □縮小 □重申＿＿。</w:t>
       </w:r>
     </w:p>
     <w:tbl>
@@ -1744,7 +1744,7 @@
           <w:color w:val="5B6573"/>
           <w:sz w:val="22"/>
         </w:rPr>
-        <w:t>Gate 4＝5、團隊成果＝10、個人未知答辯＝15，三筆分開登錄；同一小組作品不能自動變成相同個人分。</w:t>
+        <w:t>Gate 4＝0 分里程碑、團隊成果＝10、個人事前未知答辯＝15，三筆分開記錄；同一小組作品不能自動變成相同個人分。</w:t>
       </w:r>
     </w:p>
     <w:p>
@@ -2283,7 +2283,7 @@
           <w:color w:val="1A2340"/>
           <w:sz w:val="30"/>
         </w:rPr>
-        <w:t>個人未知答辯 15｜四項證據</w:t>
+        <w:t>個人事前未知答辯 15｜四項證據</w:t>
       </w:r>
     </w:p>
     <w:p>
@@ -2320,7 +2320,7 @@
           <w:color w:val="1A2340"/>
           <w:sz w:val="22"/>
         </w:rPr>
-        <w:t>閱讀證據＿＿；形成判斷＿＿；回應追問＿＿；修正／重申＿＿。教師各評 0／1／2；答案位置或時間碼＿＿。</w:t>
+        <w:t>證據定位與上限＿＿；層次與判斷＿＿；回應未知追問＿＿；現場修正／重申＿＿。教師各評 0／1／2；題卡版本與答案位置＿＿。</w:t>
       </w:r>
     </w:p>
     <w:tbl>
@@ -3218,7 +3218,7 @@
           <w:color w:val="1A2340"/>
           <w:sz w:val="22"/>
         </w:rPr>
-        <w:t>個人答辯若要更新分數，另做同條件平行未知題。W17 現場個人實作 25 分，不用 AI／網路／討論。</w:t>
+        <w:t>個人答辯若需更新分數，另做同條件平行未知題；核心未達者保證一次重測。W17 現場個人實作 25 分，不用 AI／網路／討論。</w:t>
       </w:r>
     </w:p>
     <w:tbl>

--- a/worksheets/W16.docx
+++ b/worksheets/W16.docx
@@ -34,7 +34,7 @@
           <w:color w:val="1A2340"/>
           <w:sz w:val="44"/>
         </w:rPr>
-        <w:t>第一組前就開始記</w:t>
+        <w:t>第一組前先過發布預檢，再開始記</w:t>
       </w:r>
     </w:p>
     <w:p>
@@ -51,7 +51,7 @@
           <w:color w:val="5B6573"/>
           <w:sz w:val="22"/>
         </w:rPr>
-        <w:t>每組結束用 15 秒填一行；不知道可承認，不攻擊人。</w:t>
+        <w:t>Gate 4＝0；有實質缺口的團隊版本不先公開。每組結束用 15 秒填一行；不知道可承認，不攻擊人。</w:t>
       </w:r>
     </w:p>
     <w:p>
@@ -212,7 +212,7 @@
           <w:color w:val="1A2340"/>
           <w:sz w:val="22"/>
         </w:rPr>
-        <w:t>共＿＿組；□4+2 □3+2。我的角色：□報告／答問 □聆聽／提問 □核准替代場合。</w:t>
+        <w:t>Gate 4：□通過可公開 □需修正另排；共＿＿組；□4+2 □3+2。我的角色：□報告／答問 □聆聽／提問 □核准替代場合。</w:t>
       </w:r>
     </w:p>
     <w:tbl>

--- a/worksheets/W16.docx
+++ b/worksheets/W16.docx
@@ -51,7 +51,7 @@
           <w:color w:val="5B6573"/>
           <w:sz w:val="22"/>
         </w:rPr>
-        <w:t>Gate 4＝0；有實質缺口的團隊版本不先公開。每組結束用 15 秒填一行；不知道可承認，不攻擊人。</w:t>
+        <w:t>學習關卡 4＝0；有實質缺口的團隊版本不先公開。每組結束用 15 秒填一行；不知道可承認，不攻擊人。</w:t>
       </w:r>
     </w:p>
     <w:p>
@@ -212,7 +212,7 @@
           <w:color w:val="1A2340"/>
           <w:sz w:val="22"/>
         </w:rPr>
-        <w:t>Gate 4：□通過可公開 □需修正另排；共＿＿組；□4+2 □3+2。我的角色：□報告／答問 □聆聽／提問 □核准替代場合。</w:t>
+        <w:t>學習關卡 4：□通過可公開 □需修正另排；共＿＿組；□4+2 □3+2。我的角色：□報告／答問 □聆聽／提問 □核准替代場合。</w:t>
       </w:r>
     </w:p>
     <w:tbl>
@@ -1727,7 +1727,7 @@
           <w:color w:val="1A2340"/>
           <w:sz w:val="44"/>
         </w:rPr>
-        <w:t>分開取證｜Gate 4、團隊與個人</w:t>
+        <w:t>分開取證｜學習關卡 4、團隊與個人</w:t>
       </w:r>
     </w:p>
     <w:p>
@@ -1744,7 +1744,7 @@
           <w:color w:val="5B6573"/>
           <w:sz w:val="22"/>
         </w:rPr>
-        <w:t>Gate 4＝0 分里程碑、團隊成果＝10、個人事前未知答辯＝15，三筆分開記錄；同一小組作品不能自動變成相同個人分。</w:t>
+        <w:t>學習關卡 4＝0 分里程碑、團隊成果＝10、個人事前未知答辯＝15，三筆分開記錄；同一小組作品不能自動變成相同個人分。</w:t>
       </w:r>
     </w:p>
     <w:p>
@@ -2517,7 +2517,7 @@
           <w:color w:val="1A2340"/>
           <w:sz w:val="44"/>
         </w:rPr>
-        <w:t>自留札記｜這一頁不交</w:t>
+        <w:t>個人反思｜可留白・不計分</w:t>
       </w:r>
     </w:p>
     <w:p>
@@ -2534,7 +2534,7 @@
           <w:color w:val="5B6573"/>
           <w:sz w:val="22"/>
         </w:rPr>
-        <w:t>老師不讀、不計分；可不寫、遮住或撕下。Gate 4 查 W13、W15 或等值證據；W14 可選。</w:t>
+        <w:t>本頁隨整本收回保管；可改寫、用代稱或留白。學習關卡 4、團隊成果與個人答辯三筆分開。</w:t>
       </w:r>
     </w:p>
     <w:p>
@@ -2571,7 +2571,7 @@
           <w:color w:val="1A2340"/>
           <w:sz w:val="30"/>
         </w:rPr>
-        <w:t>橋接欄｜收尾 30 秒，不評分</w:t>
+        <w:t>交棒欄｜收尾 30 秒，不評分</w:t>
       </w:r>
     </w:p>
     <w:p>
@@ -2608,7 +2608,7 @@
           <w:color w:val="1A2340"/>
           <w:sz w:val="22"/>
         </w:rPr>
-        <w:t>這週的招，我在＿＿科的＿＿（單元／題型）用得上，因為＿＿。寫到具體單元／題型才算；想不到就寫「這週的招是＿＿」。</w:t>
+        <w:t>帶到 W17：面對陌生文本，我會先定位＿＿，再區分它支持到哪裡與哪裡仍未知。</w:t>
       </w:r>
     </w:p>
     <w:p>
@@ -2645,7 +2645,7 @@
           <w:color w:val="1A2340"/>
           <w:sz w:val="30"/>
         </w:rPr>
-        <w:t>只給自己</w:t>
+        <w:t>個人反思｜可留白</w:t>
       </w:r>
     </w:p>
     <w:p>
@@ -2662,7 +2662,7 @@
           <w:color w:val="5B6573"/>
           <w:sz w:val="22"/>
         </w:rPr>
-        <w:t>自留札記</w:t>
+        <w:t>不評分</w:t>
       </w:r>
       <w:r>
         <w:rPr>
@@ -2696,96 +2696,6 @@
       <w:tblGrid>
         <w:gridCol w:w="9865"/>
       </w:tblGrid>
-      <w:tr>
-        <w:trPr>
-          <w:trHeight w:val="437" w:hRule="atLeast"/>
-        </w:trPr>
-        <w:tc>
-          <w:tcPr>
-            <w:tcW w:type="dxa" w:w="9865"/>
-            <w:tcMar>
-              <w:top w:w="0" w:type="dxa"/>
-              <w:start w:w="0" w:type="dxa"/>
-              <w:bottom w:w="0" w:type="dxa"/>
-              <w:end w:w="0" w:type="dxa"/>
-            </w:tcMar>
-            <w:tcBorders>
-              <w:top w:val="nil"/>
-              <w:bottom w:val="single" w:sz="5" w:space="0" w:color="CBD5E1"/>
-              <w:start w:val="nil"/>
-              <w:end w:val="nil"/>
-            </w:tcBorders>
-          </w:tcPr>
-          <w:p>
-            <w:pPr>
-              <w:spacing w:before="0" w:after="0" w:line="240" w:lineRule="auto"/>
-            </w:pPr>
-            <w:r>
-              <w:t xml:space="preserve"> </w:t>
-            </w:r>
-          </w:p>
-        </w:tc>
-      </w:tr>
-      <w:tr>
-        <w:trPr>
-          <w:trHeight w:val="437" w:hRule="atLeast"/>
-        </w:trPr>
-        <w:tc>
-          <w:tcPr>
-            <w:tcW w:type="dxa" w:w="9865"/>
-            <w:tcMar>
-              <w:top w:w="0" w:type="dxa"/>
-              <w:start w:w="0" w:type="dxa"/>
-              <w:bottom w:w="0" w:type="dxa"/>
-              <w:end w:w="0" w:type="dxa"/>
-            </w:tcMar>
-            <w:tcBorders>
-              <w:top w:val="nil"/>
-              <w:bottom w:val="single" w:sz="5" w:space="0" w:color="CBD5E1"/>
-              <w:start w:val="nil"/>
-              <w:end w:val="nil"/>
-            </w:tcBorders>
-          </w:tcPr>
-          <w:p>
-            <w:pPr>
-              <w:spacing w:before="0" w:after="0" w:line="240" w:lineRule="auto"/>
-            </w:pPr>
-            <w:r>
-              <w:t xml:space="preserve"> </w:t>
-            </w:r>
-          </w:p>
-        </w:tc>
-      </w:tr>
-      <w:tr>
-        <w:trPr>
-          <w:trHeight w:val="437" w:hRule="atLeast"/>
-        </w:trPr>
-        <w:tc>
-          <w:tcPr>
-            <w:tcW w:type="dxa" w:w="9865"/>
-            <w:tcMar>
-              <w:top w:w="0" w:type="dxa"/>
-              <w:start w:w="0" w:type="dxa"/>
-              <w:bottom w:w="0" w:type="dxa"/>
-              <w:end w:w="0" w:type="dxa"/>
-            </w:tcMar>
-            <w:tcBorders>
-              <w:top w:val="nil"/>
-              <w:bottom w:val="single" w:sz="5" w:space="0" w:color="CBD5E1"/>
-              <w:start w:val="nil"/>
-              <w:end w:val="nil"/>
-            </w:tcBorders>
-          </w:tcPr>
-          <w:p>
-            <w:pPr>
-              <w:spacing w:before="0" w:after="0" w:line="240" w:lineRule="auto"/>
-            </w:pPr>
-            <w:r>
-              <w:t xml:space="preserve"> </w:t>
-            </w:r>
-          </w:p>
-        </w:tc>
-      </w:tr>
       <w:tr>
         <w:trPr>
           <w:trHeight w:val="437" w:hRule="atLeast"/>
@@ -3218,7 +3128,7 @@
           <w:color w:val="1A2340"/>
           <w:sz w:val="22"/>
         </w:rPr>
-        <w:t>個人答辯若需更新分數，另做同條件平行未知題；核心未達者保證一次重測。W17 現場個人實作 25 分，不用 AI／網路／討論。</w:t>
+        <w:t>個人答辯若需更新分數，另做同條件平行未知題；W17 現場個人實作不用 AI／網路／討論。</w:t>
       </w:r>
     </w:p>
     <w:tbl>
@@ -3293,6 +3203,43 @@
         </w:tc>
       </w:tr>
     </w:tbl>
+    <w:p>
+      <w:pPr>
+        <w:keepNext/>
+        <w:keepLines w:val="0"/>
+        <w:spacing w:before="60" w:after="20" w:line="293" w:lineRule="auto"/>
+      </w:pPr>
+      <w:r>
+        <w:rPr>
+          <w:rFonts w:ascii="Arial Unicode MS" w:hAnsi="Arial Unicode MS" w:eastAsia="Arial Unicode MS"/>
+          <w:b/>
+          <w:i w:val="0"/>
+          <w:color w:val="1D4ED8"/>
+          <w:sz w:val="22"/>
+        </w:rPr>
+        <w:t>課堂必寫</w:t>
+      </w:r>
+      <w:r>
+        <w:rPr>
+          <w:rFonts w:ascii="Arial Unicode MS" w:hAnsi="Arial Unicode MS" w:eastAsia="Arial Unicode MS"/>
+          <w:b w:val="0"/>
+          <w:i w:val="0"/>
+          <w:color w:val="7B8491"/>
+          <w:sz w:val="22"/>
+        </w:rPr>
+        <w:t xml:space="preserve">  ｜  </w:t>
+      </w:r>
+      <w:r>
+        <w:rPr>
+          <w:rFonts w:ascii="Arial Unicode MS" w:hAnsi="Arial Unicode MS" w:eastAsia="Arial Unicode MS"/>
+          <w:b w:val="0"/>
+          <w:i w:val="0"/>
+          <w:color w:val="1A2340"/>
+          <w:sz w:val="22"/>
+        </w:rPr>
+        <w:t>完成確認｜下課前｜□ 個人答辯卡另交　□ 只拍自己的歷程頁上傳　□ 歷程本全本交回</w:t>
+      </w:r>
+    </w:p>
     <w:sectPr>
       <w:headerReference w:type="default" r:id="rId9"/>
       <w:footerReference w:type="default" r:id="rId10"/>

--- a/worksheets/W16.docx
+++ b/worksheets/W16.docx
@@ -2517,7 +2517,7 @@
           <w:color w:val="1A2340"/>
           <w:sz w:val="44"/>
         </w:rPr>
-        <w:t>個人反思｜可留白・不計分</w:t>
+        <w:t>換個情境，再試一次</w:t>
       </w:r>
     </w:p>
     <w:p>
@@ -2534,7 +2534,7 @@
           <w:color w:val="5B6573"/>
           <w:sz w:val="22"/>
         </w:rPr>
-        <w:t>本頁隨整本收回保管；可改寫、用代稱或留白。學習關卡 4、團隊成果與個人答辯三筆分開。</w:t>
+        <w:t>生活練習不計分、不列學習關卡；紙本照常收回，不必交出自己的私事。</w:t>
       </w:r>
     </w:p>
     <w:p>
@@ -2625,6 +2625,406 @@
           <w:color w:val="1D4ED8"/>
           <w:sz w:val="30"/>
         </w:rPr>
+        <w:t>生活</w:t>
+      </w:r>
+      <w:r>
+        <w:rPr>
+          <w:rFonts w:ascii="Arial Unicode MS" w:hAnsi="Arial Unicode MS" w:eastAsia="Arial Unicode MS"/>
+          <w:b w:val="0"/>
+          <w:i w:val="0"/>
+          <w:color w:val="1D4ED8"/>
+          <w:sz w:val="30"/>
+        </w:rPr>
+        <w:t xml:space="preserve">  </w:t>
+      </w:r>
+      <w:r>
+        <w:rPr>
+          <w:rFonts w:ascii="Arial Unicode MS" w:hAnsi="Arial Unicode MS" w:eastAsia="Arial Unicode MS"/>
+          <w:b/>
+          <w:i w:val="0"/>
+          <w:color w:val="1A2340"/>
+          <w:sz w:val="30"/>
+        </w:rPr>
+        <w:t>你貼錯時間，接下來怎麼辦？</w:t>
+      </w:r>
+    </w:p>
+    <w:p>
+      <w:pPr>
+        <w:keepNext w:val="0"/>
+        <w:keepLines w:val="0"/>
+        <w:spacing w:before="0" w:after="40" w:line="293" w:lineRule="auto"/>
+      </w:pPr>
+      <w:r>
+        <w:rPr>
+          <w:rFonts w:ascii="Arial Unicode MS" w:hAnsi="Arial Unicode MS" w:eastAsia="Arial Unicode MS"/>
+          <w:b w:val="0"/>
+          <w:i w:val="0"/>
+          <w:color w:val="5B6573"/>
+          <w:sz w:val="22"/>
+        </w:rPr>
+        <w:t>課堂練習｜不計分、不列學習關卡；整本照常收回。</w:t>
+      </w:r>
+    </w:p>
+    <w:p>
+      <w:pPr>
+        <w:keepNext w:val="0"/>
+        <w:keepLines w:val="0"/>
+        <w:spacing w:before="0" w:after="40" w:line="293" w:lineRule="auto"/>
+      </w:pPr>
+      <w:r>
+        <w:rPr>
+          <w:rFonts w:ascii="Arial Unicode MS" w:hAnsi="Arial Unicode MS" w:eastAsia="Arial Unicode MS"/>
+          <w:b w:val="0"/>
+          <w:i w:val="0"/>
+          <w:color w:val="1A2340"/>
+          <w:sz w:val="22"/>
+        </w:rPr>
+        <w:t>你貼出的社團海報寫十七點開始，核准的場地單卻是十六點。有人提醒後，你確認是自己看錯。已經有人轉貼。</w:t>
+      </w:r>
+    </w:p>
+    <w:p>
+      <w:pPr>
+        <w:keepNext w:val="0"/>
+        <w:keepLines w:val="0"/>
+        <w:spacing w:before="0" w:after="40" w:line="293" w:lineRule="auto"/>
+      </w:pPr>
+      <w:r>
+        <w:rPr>
+          <w:rFonts w:ascii="Arial Unicode MS" w:hAnsi="Arial Unicode MS" w:eastAsia="Arial Unicode MS"/>
+          <w:b w:val="0"/>
+          <w:i w:val="0"/>
+          <w:color w:val="1A2340"/>
+          <w:sz w:val="22"/>
+        </w:rPr>
+        <w:t>直接寫出你會發布的更正，讓看過舊版的人知道哪裡錯、現在該照哪個時間。</w:t>
+      </w:r>
+    </w:p>
+    <w:p>
+      <w:pPr>
+        <w:keepNext/>
+        <w:keepLines w:val="0"/>
+        <w:spacing w:before="20" w:after="20" w:line="293" w:lineRule="auto"/>
+      </w:pPr>
+      <w:r>
+        <w:rPr>
+          <w:rFonts w:ascii="Arial Unicode MS" w:hAnsi="Arial Unicode MS" w:eastAsia="Arial Unicode MS"/>
+          <w:b/>
+          <w:i w:val="0"/>
+          <w:color w:val="5B6573"/>
+          <w:sz w:val="22"/>
+        </w:rPr>
+        <w:t>先做一次</w:t>
+      </w:r>
+      <w:r>
+        <w:rPr>
+          <w:rFonts w:ascii="Arial Unicode MS" w:hAnsi="Arial Unicode MS" w:eastAsia="Arial Unicode MS"/>
+          <w:b w:val="0"/>
+          <w:i w:val="0"/>
+          <w:color w:val="7B8491"/>
+          <w:sz w:val="22"/>
+        </w:rPr>
+        <w:t xml:space="preserve">  ｜  </w:t>
+      </w:r>
+      <w:r>
+        <w:rPr>
+          <w:rFonts w:ascii="Arial Unicode MS" w:hAnsi="Arial Unicode MS" w:eastAsia="Arial Unicode MS"/>
+          <w:b w:val="0"/>
+          <w:i w:val="0"/>
+          <w:color w:val="1A2340"/>
+          <w:sz w:val="22"/>
+        </w:rPr>
+        <w:t>我的更正文字</w:t>
+      </w:r>
+    </w:p>
+    <w:tbl>
+      <w:tblPr>
+        <w:tblW w:type="dxa" w:w="9865"/>
+        <w:jc w:val="left"/>
+        <w:tblLayout w:type="fixed"/>
+        <w:tblLook w:firstColumn="1" w:firstRow="1" w:lastColumn="0" w:lastRow="0" w:noHBand="0" w:noVBand="1" w:val="04A0"/>
+        <w:tblInd w:type="dxa" w:w="0"/>
+      </w:tblPr>
+      <w:tblGrid>
+        <w:gridCol w:w="9865"/>
+      </w:tblGrid>
+      <w:tr>
+        <w:trPr>
+          <w:trHeight w:val="510" w:hRule="atLeast"/>
+        </w:trPr>
+        <w:tc>
+          <w:tcPr>
+            <w:tcW w:type="dxa" w:w="9865"/>
+            <w:tcMar>
+              <w:top w:w="0" w:type="dxa"/>
+              <w:start w:w="0" w:type="dxa"/>
+              <w:bottom w:w="0" w:type="dxa"/>
+              <w:end w:w="0" w:type="dxa"/>
+            </w:tcMar>
+            <w:tcBorders>
+              <w:top w:val="nil"/>
+              <w:bottom w:val="single" w:sz="5" w:space="0" w:color="CBD5E1"/>
+              <w:start w:val="nil"/>
+              <w:end w:val="nil"/>
+            </w:tcBorders>
+          </w:tcPr>
+          <w:p>
+            <w:pPr>
+              <w:spacing w:before="0" w:after="0" w:line="240" w:lineRule="auto"/>
+            </w:pPr>
+            <w:r>
+              <w:t xml:space="preserve"> </w:t>
+            </w:r>
+          </w:p>
+        </w:tc>
+      </w:tr>
+      <w:tr>
+        <w:trPr>
+          <w:trHeight w:val="510" w:hRule="atLeast"/>
+        </w:trPr>
+        <w:tc>
+          <w:tcPr>
+            <w:tcW w:type="dxa" w:w="9865"/>
+            <w:tcMar>
+              <w:top w:w="0" w:type="dxa"/>
+              <w:start w:w="0" w:type="dxa"/>
+              <w:bottom w:w="0" w:type="dxa"/>
+              <w:end w:w="0" w:type="dxa"/>
+            </w:tcMar>
+            <w:tcBorders>
+              <w:top w:val="nil"/>
+              <w:bottom w:val="single" w:sz="5" w:space="0" w:color="CBD5E1"/>
+              <w:start w:val="nil"/>
+              <w:end w:val="nil"/>
+            </w:tcBorders>
+          </w:tcPr>
+          <w:p>
+            <w:pPr>
+              <w:spacing w:before="0" w:after="0" w:line="240" w:lineRule="auto"/>
+            </w:pPr>
+            <w:r>
+              <w:t xml:space="preserve"> </w:t>
+            </w:r>
+          </w:p>
+        </w:tc>
+      </w:tr>
+      <w:tr>
+        <w:trPr>
+          <w:trHeight w:val="510" w:hRule="atLeast"/>
+        </w:trPr>
+        <w:tc>
+          <w:tcPr>
+            <w:tcW w:type="dxa" w:w="9865"/>
+            <w:tcMar>
+              <w:top w:w="0" w:type="dxa"/>
+              <w:start w:w="0" w:type="dxa"/>
+              <w:bottom w:w="0" w:type="dxa"/>
+              <w:end w:w="0" w:type="dxa"/>
+            </w:tcMar>
+            <w:tcBorders>
+              <w:top w:val="nil"/>
+              <w:bottom w:val="single" w:sz="5" w:space="0" w:color="CBD5E1"/>
+              <w:start w:val="nil"/>
+              <w:end w:val="nil"/>
+            </w:tcBorders>
+          </w:tcPr>
+          <w:p>
+            <w:pPr>
+              <w:spacing w:before="0" w:after="20" w:line="240" w:lineRule="auto"/>
+            </w:pPr>
+            <w:r>
+              <w:t xml:space="preserve"> </w:t>
+            </w:r>
+          </w:p>
+        </w:tc>
+      </w:tr>
+    </w:tbl>
+    <w:p>
+      <w:pPr>
+        <w:keepNext w:val="0"/>
+        <w:keepLines w:val="0"/>
+        <w:spacing w:before="60" w:after="40" w:line="293" w:lineRule="auto"/>
+      </w:pPr>
+      <w:r>
+        <w:rPr>
+          <w:rFonts w:ascii="Arial Unicode MS" w:hAnsi="Arial Unicode MS" w:eastAsia="Arial Unicode MS"/>
+          <w:b/>
+          <w:i w:val="0"/>
+          <w:color w:val="1A2340"/>
+          <w:sz w:val="22"/>
+        </w:rPr>
+        <w:t>先寫完，再看：同學問：『只把圖片換掉就好了嗎？已經轉傳的人怎麼知道？』</w:t>
+      </w:r>
+    </w:p>
+    <w:p>
+      <w:pPr>
+        <w:keepNext w:val="0"/>
+        <w:keepLines w:val="0"/>
+        <w:spacing w:before="0" w:after="40" w:line="293" w:lineRule="auto"/>
+      </w:pPr>
+      <w:r>
+        <w:rPr>
+          <w:rFonts w:ascii="Arial Unicode MS" w:hAnsi="Arial Unicode MS" w:eastAsia="Arial Unicode MS"/>
+          <w:b w:val="0"/>
+          <w:i w:val="0"/>
+          <w:color w:val="1A2340"/>
+          <w:sz w:val="22"/>
+        </w:rPr>
+        <w:t>補寫一個你能做到的處理動作；做不到或尚未確認的，不先保證。這是練習，不真的發布。</w:t>
+      </w:r>
+    </w:p>
+    <w:p>
+      <w:pPr>
+        <w:keepNext/>
+        <w:keepLines w:val="0"/>
+        <w:spacing w:before="20" w:after="20" w:line="293" w:lineRule="auto"/>
+      </w:pPr>
+      <w:r>
+        <w:rPr>
+          <w:rFonts w:ascii="Arial Unicode MS" w:hAnsi="Arial Unicode MS" w:eastAsia="Arial Unicode MS"/>
+          <w:b/>
+          <w:i w:val="0"/>
+          <w:color w:val="5B6573"/>
+          <w:sz w:val="22"/>
+        </w:rPr>
+        <w:t>再決定</w:t>
+      </w:r>
+      <w:r>
+        <w:rPr>
+          <w:rFonts w:ascii="Arial Unicode MS" w:hAnsi="Arial Unicode MS" w:eastAsia="Arial Unicode MS"/>
+          <w:b w:val="0"/>
+          <w:i w:val="0"/>
+          <w:color w:val="7B8491"/>
+          <w:sz w:val="22"/>
+        </w:rPr>
+        <w:t xml:space="preserve">  ｜  </w:t>
+      </w:r>
+      <w:r>
+        <w:rPr>
+          <w:rFonts w:ascii="Arial Unicode MS" w:hAnsi="Arial Unicode MS" w:eastAsia="Arial Unicode MS"/>
+          <w:b w:val="0"/>
+          <w:i w:val="0"/>
+          <w:color w:val="1A2340"/>
+          <w:sz w:val="22"/>
+        </w:rPr>
+        <w:t>被追問後，我補的動作</w:t>
+      </w:r>
+    </w:p>
+    <w:tbl>
+      <w:tblPr>
+        <w:tblW w:type="dxa" w:w="9865"/>
+        <w:jc w:val="left"/>
+        <w:tblLayout w:type="fixed"/>
+        <w:tblLook w:firstColumn="1" w:firstRow="1" w:lastColumn="0" w:lastRow="0" w:noHBand="0" w:noVBand="1" w:val="04A0"/>
+        <w:tblInd w:type="dxa" w:w="0"/>
+      </w:tblPr>
+      <w:tblGrid>
+        <w:gridCol w:w="9865"/>
+      </w:tblGrid>
+      <w:tr>
+        <w:trPr>
+          <w:trHeight w:val="510" w:hRule="atLeast"/>
+        </w:trPr>
+        <w:tc>
+          <w:tcPr>
+            <w:tcW w:type="dxa" w:w="9865"/>
+            <w:tcMar>
+              <w:top w:w="0" w:type="dxa"/>
+              <w:start w:w="0" w:type="dxa"/>
+              <w:bottom w:w="0" w:type="dxa"/>
+              <w:end w:w="0" w:type="dxa"/>
+            </w:tcMar>
+            <w:tcBorders>
+              <w:top w:val="nil"/>
+              <w:bottom w:val="single" w:sz="5" w:space="0" w:color="CBD5E1"/>
+              <w:start w:val="nil"/>
+              <w:end w:val="nil"/>
+            </w:tcBorders>
+          </w:tcPr>
+          <w:p>
+            <w:pPr>
+              <w:spacing w:before="0" w:after="0" w:line="240" w:lineRule="auto"/>
+            </w:pPr>
+            <w:r>
+              <w:t xml:space="preserve"> </w:t>
+            </w:r>
+          </w:p>
+        </w:tc>
+      </w:tr>
+      <w:tr>
+        <w:trPr>
+          <w:trHeight w:val="510" w:hRule="atLeast"/>
+        </w:trPr>
+        <w:tc>
+          <w:tcPr>
+            <w:tcW w:type="dxa" w:w="9865"/>
+            <w:tcMar>
+              <w:top w:w="0" w:type="dxa"/>
+              <w:start w:w="0" w:type="dxa"/>
+              <w:bottom w:w="0" w:type="dxa"/>
+              <w:end w:w="0" w:type="dxa"/>
+            </w:tcMar>
+            <w:tcBorders>
+              <w:top w:val="nil"/>
+              <w:bottom w:val="single" w:sz="5" w:space="0" w:color="CBD5E1"/>
+              <w:start w:val="nil"/>
+              <w:end w:val="nil"/>
+            </w:tcBorders>
+          </w:tcPr>
+          <w:p>
+            <w:pPr>
+              <w:spacing w:before="0" w:after="0" w:line="240" w:lineRule="auto"/>
+            </w:pPr>
+            <w:r>
+              <w:t xml:space="preserve"> </w:t>
+            </w:r>
+          </w:p>
+        </w:tc>
+      </w:tr>
+      <w:tr>
+        <w:trPr>
+          <w:trHeight w:val="510" w:hRule="atLeast"/>
+        </w:trPr>
+        <w:tc>
+          <w:tcPr>
+            <w:tcW w:type="dxa" w:w="9865"/>
+            <w:tcMar>
+              <w:top w:w="0" w:type="dxa"/>
+              <w:start w:w="0" w:type="dxa"/>
+              <w:bottom w:w="0" w:type="dxa"/>
+              <w:end w:w="0" w:type="dxa"/>
+            </w:tcMar>
+            <w:tcBorders>
+              <w:top w:val="nil"/>
+              <w:bottom w:val="single" w:sz="5" w:space="0" w:color="CBD5E1"/>
+              <w:start w:val="nil"/>
+              <w:end w:val="nil"/>
+            </w:tcBorders>
+          </w:tcPr>
+          <w:p>
+            <w:pPr>
+              <w:spacing w:before="0" w:after="20" w:line="240" w:lineRule="auto"/>
+            </w:pPr>
+            <w:r>
+              <w:t xml:space="preserve"> </w:t>
+            </w:r>
+          </w:p>
+        </w:tc>
+      </w:tr>
+    </w:tbl>
+    <w:p>
+      <w:pPr>
+        <w:keepNext/>
+        <w:keepLines w:val="0"/>
+        <w:spacing w:before="100" w:after="40" w:line="293" w:lineRule="auto"/>
+      </w:pPr>
+      <w:r>
+        <w:rPr>
+          <w:rFonts w:ascii="JetBrains Mono" w:hAnsi="JetBrains Mono" w:eastAsia="Arial Unicode MS"/>
+          <w:b/>
+          <w:i w:val="0"/>
+          <w:color w:val="1D4ED8"/>
+          <w:sz w:val="30"/>
+        </w:rPr>
         <w:t>02</w:t>
       </w:r>
       <w:r>
@@ -2696,336 +3096,6 @@
       <w:tblGrid>
         <w:gridCol w:w="9865"/>
       </w:tblGrid>
-      <w:tr>
-        <w:trPr>
-          <w:trHeight w:val="437" w:hRule="atLeast"/>
-        </w:trPr>
-        <w:tc>
-          <w:tcPr>
-            <w:tcW w:type="dxa" w:w="9865"/>
-            <w:tcMar>
-              <w:top w:w="0" w:type="dxa"/>
-              <w:start w:w="0" w:type="dxa"/>
-              <w:bottom w:w="0" w:type="dxa"/>
-              <w:end w:w="0" w:type="dxa"/>
-            </w:tcMar>
-            <w:tcBorders>
-              <w:top w:val="nil"/>
-              <w:bottom w:val="single" w:sz="5" w:space="0" w:color="CBD5E1"/>
-              <w:start w:val="nil"/>
-              <w:end w:val="nil"/>
-            </w:tcBorders>
-          </w:tcPr>
-          <w:p>
-            <w:pPr>
-              <w:spacing w:before="0" w:after="0" w:line="240" w:lineRule="auto"/>
-            </w:pPr>
-            <w:r>
-              <w:t xml:space="preserve"> </w:t>
-            </w:r>
-          </w:p>
-        </w:tc>
-      </w:tr>
-      <w:tr>
-        <w:trPr>
-          <w:trHeight w:val="437" w:hRule="atLeast"/>
-        </w:trPr>
-        <w:tc>
-          <w:tcPr>
-            <w:tcW w:type="dxa" w:w="9865"/>
-            <w:tcMar>
-              <w:top w:w="0" w:type="dxa"/>
-              <w:start w:w="0" w:type="dxa"/>
-              <w:bottom w:w="0" w:type="dxa"/>
-              <w:end w:w="0" w:type="dxa"/>
-            </w:tcMar>
-            <w:tcBorders>
-              <w:top w:val="nil"/>
-              <w:bottom w:val="single" w:sz="5" w:space="0" w:color="CBD5E1"/>
-              <w:start w:val="nil"/>
-              <w:end w:val="nil"/>
-            </w:tcBorders>
-          </w:tcPr>
-          <w:p>
-            <w:pPr>
-              <w:spacing w:before="0" w:after="0" w:line="240" w:lineRule="auto"/>
-            </w:pPr>
-            <w:r>
-              <w:t xml:space="preserve"> </w:t>
-            </w:r>
-          </w:p>
-        </w:tc>
-      </w:tr>
-      <w:tr>
-        <w:trPr>
-          <w:trHeight w:val="437" w:hRule="atLeast"/>
-        </w:trPr>
-        <w:tc>
-          <w:tcPr>
-            <w:tcW w:type="dxa" w:w="9865"/>
-            <w:tcMar>
-              <w:top w:w="0" w:type="dxa"/>
-              <w:start w:w="0" w:type="dxa"/>
-              <w:bottom w:w="0" w:type="dxa"/>
-              <w:end w:w="0" w:type="dxa"/>
-            </w:tcMar>
-            <w:tcBorders>
-              <w:top w:val="nil"/>
-              <w:bottom w:val="single" w:sz="5" w:space="0" w:color="CBD5E1"/>
-              <w:start w:val="nil"/>
-              <w:end w:val="nil"/>
-            </w:tcBorders>
-          </w:tcPr>
-          <w:p>
-            <w:pPr>
-              <w:spacing w:before="0" w:after="0" w:line="240" w:lineRule="auto"/>
-            </w:pPr>
-            <w:r>
-              <w:t xml:space="preserve"> </w:t>
-            </w:r>
-          </w:p>
-        </w:tc>
-      </w:tr>
-      <w:tr>
-        <w:trPr>
-          <w:trHeight w:val="437" w:hRule="atLeast"/>
-        </w:trPr>
-        <w:tc>
-          <w:tcPr>
-            <w:tcW w:type="dxa" w:w="9865"/>
-            <w:tcMar>
-              <w:top w:w="0" w:type="dxa"/>
-              <w:start w:w="0" w:type="dxa"/>
-              <w:bottom w:w="0" w:type="dxa"/>
-              <w:end w:w="0" w:type="dxa"/>
-            </w:tcMar>
-            <w:tcBorders>
-              <w:top w:val="nil"/>
-              <w:bottom w:val="single" w:sz="5" w:space="0" w:color="CBD5E1"/>
-              <w:start w:val="nil"/>
-              <w:end w:val="nil"/>
-            </w:tcBorders>
-          </w:tcPr>
-          <w:p>
-            <w:pPr>
-              <w:spacing w:before="0" w:after="0" w:line="240" w:lineRule="auto"/>
-            </w:pPr>
-            <w:r>
-              <w:t xml:space="preserve"> </w:t>
-            </w:r>
-          </w:p>
-        </w:tc>
-      </w:tr>
-      <w:tr>
-        <w:trPr>
-          <w:trHeight w:val="437" w:hRule="atLeast"/>
-        </w:trPr>
-        <w:tc>
-          <w:tcPr>
-            <w:tcW w:type="dxa" w:w="9865"/>
-            <w:tcMar>
-              <w:top w:w="0" w:type="dxa"/>
-              <w:start w:w="0" w:type="dxa"/>
-              <w:bottom w:w="0" w:type="dxa"/>
-              <w:end w:w="0" w:type="dxa"/>
-            </w:tcMar>
-            <w:tcBorders>
-              <w:top w:val="nil"/>
-              <w:bottom w:val="single" w:sz="5" w:space="0" w:color="CBD5E1"/>
-              <w:start w:val="nil"/>
-              <w:end w:val="nil"/>
-            </w:tcBorders>
-          </w:tcPr>
-          <w:p>
-            <w:pPr>
-              <w:spacing w:before="0" w:after="0" w:line="240" w:lineRule="auto"/>
-            </w:pPr>
-            <w:r>
-              <w:t xml:space="preserve"> </w:t>
-            </w:r>
-          </w:p>
-        </w:tc>
-      </w:tr>
-      <w:tr>
-        <w:trPr>
-          <w:trHeight w:val="437" w:hRule="atLeast"/>
-        </w:trPr>
-        <w:tc>
-          <w:tcPr>
-            <w:tcW w:type="dxa" w:w="9865"/>
-            <w:tcMar>
-              <w:top w:w="0" w:type="dxa"/>
-              <w:start w:w="0" w:type="dxa"/>
-              <w:bottom w:w="0" w:type="dxa"/>
-              <w:end w:w="0" w:type="dxa"/>
-            </w:tcMar>
-            <w:tcBorders>
-              <w:top w:val="nil"/>
-              <w:bottom w:val="single" w:sz="5" w:space="0" w:color="CBD5E1"/>
-              <w:start w:val="nil"/>
-              <w:end w:val="nil"/>
-            </w:tcBorders>
-          </w:tcPr>
-          <w:p>
-            <w:pPr>
-              <w:spacing w:before="0" w:after="0" w:line="240" w:lineRule="auto"/>
-            </w:pPr>
-            <w:r>
-              <w:t xml:space="preserve"> </w:t>
-            </w:r>
-          </w:p>
-        </w:tc>
-      </w:tr>
-      <w:tr>
-        <w:trPr>
-          <w:trHeight w:val="437" w:hRule="atLeast"/>
-        </w:trPr>
-        <w:tc>
-          <w:tcPr>
-            <w:tcW w:type="dxa" w:w="9865"/>
-            <w:tcMar>
-              <w:top w:w="0" w:type="dxa"/>
-              <w:start w:w="0" w:type="dxa"/>
-              <w:bottom w:w="0" w:type="dxa"/>
-              <w:end w:w="0" w:type="dxa"/>
-            </w:tcMar>
-            <w:tcBorders>
-              <w:top w:val="nil"/>
-              <w:bottom w:val="single" w:sz="5" w:space="0" w:color="CBD5E1"/>
-              <w:start w:val="nil"/>
-              <w:end w:val="nil"/>
-            </w:tcBorders>
-          </w:tcPr>
-          <w:p>
-            <w:pPr>
-              <w:spacing w:before="0" w:after="0" w:line="240" w:lineRule="auto"/>
-            </w:pPr>
-            <w:r>
-              <w:t xml:space="preserve"> </w:t>
-            </w:r>
-          </w:p>
-        </w:tc>
-      </w:tr>
-      <w:tr>
-        <w:trPr>
-          <w:trHeight w:val="437" w:hRule="atLeast"/>
-        </w:trPr>
-        <w:tc>
-          <w:tcPr>
-            <w:tcW w:type="dxa" w:w="9865"/>
-            <w:tcMar>
-              <w:top w:w="0" w:type="dxa"/>
-              <w:start w:w="0" w:type="dxa"/>
-              <w:bottom w:w="0" w:type="dxa"/>
-              <w:end w:w="0" w:type="dxa"/>
-            </w:tcMar>
-            <w:tcBorders>
-              <w:top w:val="nil"/>
-              <w:bottom w:val="single" w:sz="5" w:space="0" w:color="CBD5E1"/>
-              <w:start w:val="nil"/>
-              <w:end w:val="nil"/>
-            </w:tcBorders>
-          </w:tcPr>
-          <w:p>
-            <w:pPr>
-              <w:spacing w:before="0" w:after="0" w:line="240" w:lineRule="auto"/>
-            </w:pPr>
-            <w:r>
-              <w:t xml:space="preserve"> </w:t>
-            </w:r>
-          </w:p>
-        </w:tc>
-      </w:tr>
-      <w:tr>
-        <w:trPr>
-          <w:trHeight w:val="437" w:hRule="atLeast"/>
-        </w:trPr>
-        <w:tc>
-          <w:tcPr>
-            <w:tcW w:type="dxa" w:w="9865"/>
-            <w:tcMar>
-              <w:top w:w="0" w:type="dxa"/>
-              <w:start w:w="0" w:type="dxa"/>
-              <w:bottom w:w="0" w:type="dxa"/>
-              <w:end w:w="0" w:type="dxa"/>
-            </w:tcMar>
-            <w:tcBorders>
-              <w:top w:val="nil"/>
-              <w:bottom w:val="single" w:sz="5" w:space="0" w:color="CBD5E1"/>
-              <w:start w:val="nil"/>
-              <w:end w:val="nil"/>
-            </w:tcBorders>
-          </w:tcPr>
-          <w:p>
-            <w:pPr>
-              <w:spacing w:before="0" w:after="0" w:line="240" w:lineRule="auto"/>
-            </w:pPr>
-            <w:r>
-              <w:t xml:space="preserve"> </w:t>
-            </w:r>
-          </w:p>
-        </w:tc>
-      </w:tr>
-      <w:tr>
-        <w:trPr>
-          <w:trHeight w:val="437" w:hRule="atLeast"/>
-        </w:trPr>
-        <w:tc>
-          <w:tcPr>
-            <w:tcW w:type="dxa" w:w="9865"/>
-            <w:tcMar>
-              <w:top w:w="0" w:type="dxa"/>
-              <w:start w:w="0" w:type="dxa"/>
-              <w:bottom w:w="0" w:type="dxa"/>
-              <w:end w:w="0" w:type="dxa"/>
-            </w:tcMar>
-            <w:tcBorders>
-              <w:top w:val="nil"/>
-              <w:bottom w:val="single" w:sz="5" w:space="0" w:color="CBD5E1"/>
-              <w:start w:val="nil"/>
-              <w:end w:val="nil"/>
-            </w:tcBorders>
-          </w:tcPr>
-          <w:p>
-            <w:pPr>
-              <w:spacing w:before="0" w:after="0" w:line="240" w:lineRule="auto"/>
-            </w:pPr>
-            <w:r>
-              <w:t xml:space="preserve"> </w:t>
-            </w:r>
-          </w:p>
-        </w:tc>
-      </w:tr>
-      <w:tr>
-        <w:trPr>
-          <w:trHeight w:val="437" w:hRule="atLeast"/>
-        </w:trPr>
-        <w:tc>
-          <w:tcPr>
-            <w:tcW w:type="dxa" w:w="9865"/>
-            <w:tcMar>
-              <w:top w:w="0" w:type="dxa"/>
-              <w:start w:w="0" w:type="dxa"/>
-              <w:bottom w:w="0" w:type="dxa"/>
-              <w:end w:w="0" w:type="dxa"/>
-            </w:tcMar>
-            <w:tcBorders>
-              <w:top w:val="nil"/>
-              <w:bottom w:val="single" w:sz="5" w:space="0" w:color="CBD5E1"/>
-              <w:start w:val="nil"/>
-              <w:end w:val="nil"/>
-            </w:tcBorders>
-          </w:tcPr>
-          <w:p>
-            <w:pPr>
-              <w:spacing w:before="0" w:after="0" w:line="240" w:lineRule="auto"/>
-            </w:pPr>
-            <w:r>
-              <w:t xml:space="preserve"> </w:t>
-            </w:r>
-          </w:p>
-        </w:tc>
-      </w:tr>
       <w:tr>
         <w:trPr>
           <w:trHeight w:val="437" w:hRule="atLeast"/>

--- a/worksheets/W16.docx
+++ b/worksheets/W16.docx
@@ -1583,7 +1583,7 @@
           <w:color w:val="1A2340"/>
           <w:sz w:val="30"/>
         </w:rPr>
-        <w:t>不知道也合法</w:t>
+        <w:t>不知道也可以，寫出下一步</w:t>
       </w:r>
     </w:p>
     <w:p>
